--- a/2026-06-17/Databricks_delta_document.docx
+++ b/2026-06-17/Databricks_delta_document.docx
@@ -4123,12 +4123,16 @@
     <w:p>
       <w:pPr>
         <w:rPr>
-          <w:sz w:val="32"/>
-          <w:szCs w:val="32"/>
-        </w:rPr>
-      </w:pPr>
-      <w:r>
-        <w:rPr>
+          <w:b/>
+          <w:bCs/>
+          <w:sz w:val="32"/>
+          <w:szCs w:val="32"/>
+        </w:rPr>
+      </w:pPr>
+      <w:r>
+        <w:rPr>
+          <w:b/>
+          <w:bCs/>
           <w:sz w:val="32"/>
           <w:szCs w:val="32"/>
         </w:rPr>
